--- a/cosmo-lighting/Cosmo-Lighting-Invoice-INV-CLK-001.docx
+++ b/cosmo-lighting/Cosmo-Lighting-Invoice-INV-CLK-001.docx
@@ -47,10 +47,8 @@
                 <w:color w:val="1F2A37"/>
                 <w:sz w:val="30"/>
                 <w:szCs w:val="30"/>
-                <w:highlight w:val="yellow"/>
-                <w:highlightCs w:val="yellow"/>
-              </w:rPr>
-              <w:t xml:space="preserve">[YOUR BUSINESS NAME]</w:t>
+              </w:rPr>
+              <w:t xml:space="preserve">One Way Web Designs</w:t>
             </w:r>
           </w:p>
           <w:p>
@@ -94,7 +92,7 @@
           </w:p>
           <w:p>
             <w:pPr>
-              <w:spacing w:after="0" w:before="0" w:line="276" w:lineRule="auto"/>
+              <w:spacing w:after="20" w:before="0" w:line="276" w:lineRule="auto"/>
             </w:pPr>
             <w:r>
               <w:rPr>
@@ -102,11 +100,14 @@
                 <w:color w:val="5F6670"/>
                 <w:sz w:val="18"/>
                 <w:szCs w:val="18"/>
-                <w:highlight w:val="yellow"/>
-                <w:highlightCs w:val="yellow"/>
-              </w:rPr>
-              <w:t xml:space="preserve">[YOUR EMAIL]</w:t>
-            </w:r>
+              </w:rPr>
+              <w:t xml:space="preserve">keaton.dunn@outlook.com  ·  0434 955 607</w:t>
+            </w:r>
+          </w:p>
+          <w:p>
+            <w:pPr>
+              <w:spacing w:after="0" w:before="0" w:line="276" w:lineRule="auto"/>
+            </w:pPr>
             <w:r>
               <w:rPr>
                 <w:rFonts w:ascii="Arial" w:cs="Arial" w:eastAsia="Arial" w:hAnsi="Arial"/>
@@ -114,18 +115,7 @@
                 <w:sz w:val="18"/>
                 <w:szCs w:val="18"/>
               </w:rPr>
-              <w:t xml:space="preserve">  ·  </w:t>
-            </w:r>
-            <w:r>
-              <w:rPr>
-                <w:rFonts w:ascii="Arial" w:cs="Arial" w:eastAsia="Arial" w:hAnsi="Arial"/>
-                <w:color w:val="5F6670"/>
-                <w:sz w:val="18"/>
-                <w:szCs w:val="18"/>
-                <w:highlight w:val="yellow"/>
-                <w:highlightCs w:val="yellow"/>
-              </w:rPr>
-              <w:t xml:space="preserve">[YOUR PHONE]</w:t>
+              <w:t xml:space="preserve">onewaywebdesign.com</w:t>
             </w:r>
           </w:p>
         </w:tc>
@@ -458,7 +448,7 @@
     </w:tbl>
     <w:p>
       <w:pPr>
-        <w:spacing w:after="200" w:before="0"/>
+        <w:spacing w:after="160" w:before="0"/>
       </w:pPr>
     </w:p>
     <w:tbl>
@@ -574,7 +564,7 @@
     </w:tbl>
     <w:p>
       <w:pPr>
-        <w:spacing w:after="200" w:before="0"/>
+        <w:spacing w:after="180" w:before="0"/>
       </w:pPr>
     </w:p>
     <w:tbl>
@@ -716,7 +706,7 @@
                 <w:sz w:val="17"/>
                 <w:szCs w:val="17"/>
               </w:rPr>
-              <w:t xml:space="preserve">Full website rebuild. Existing Shopify checkout and payment methods retained. Website hosting included.</w:t>
+              <w:t xml:space="preserve">Premium design with 4K hero video and photo enhancement, Shopify payment integration, SEO, AEO and GEO, contact forms, AI assistant, hosting with no monthly fee, and 90 days’ support.</w:t>
             </w:r>
           </w:p>
         </w:tc>
@@ -1876,7 +1866,7 @@
     </w:tbl>
     <w:p>
       <w:pPr>
-        <w:spacing w:after="160" w:before="0"/>
+        <w:spacing w:after="140" w:before="0"/>
       </w:pPr>
     </w:p>
     <w:p>
@@ -1901,7 +1891,7 @@
           <w:sz w:val="17"/>
           <w:szCs w:val="17"/>
         </w:rPr>
-        <w:t xml:space="preserve">not part of this invoice. The $50/month or $500/year Care Plan is entirely optional and does not include hosting, which is already included in your Signature Website Package. See section 3 of your agreement.</w:t>
+        <w:t xml:space="preserve">not part of this invoice. It’s entirely optional ($50/month or $500/year) and doesn’t include hosting. See section 4 of your agreement.</w:t>
       </w:r>
     </w:p>
     <w:p>
@@ -1914,19 +1904,10 @@
           <w:color w:val="5F6670"/>
           <w:sz w:val="17"/>
           <w:szCs w:val="17"/>
-        </w:rPr>
-        <w:t xml:space="preserve">No GST is charged. </w:t>
-      </w:r>
-      <w:r>
-        <w:rPr>
-          <w:rFonts w:ascii="Arial" w:cs="Arial" w:eastAsia="Arial" w:hAnsi="Arial"/>
-          <w:color w:val="5F6670"/>
-          <w:sz w:val="17"/>
-          <w:szCs w:val="17"/>
           <w:highlight w:val="yellow"/>
           <w:highlightCs w:val="yellow"/>
         </w:rPr>
-        <w:t xml:space="preserve">[YOUR BUSINESS NAME]</w:t>
+        <w:t xml:space="preserve">[CONFIRM GST STATUS]</w:t>
       </w:r>
       <w:r>
         <w:rPr>
@@ -1935,27 +1916,7 @@
           <w:sz w:val="17"/>
           <w:szCs w:val="17"/>
         </w:rPr>
-        <w:t xml:space="preserve"> is not registered for GST.  Thank you for choosing </w:t>
-      </w:r>
-      <w:r>
-        <w:rPr>
-          <w:rFonts w:ascii="Arial" w:cs="Arial" w:eastAsia="Arial" w:hAnsi="Arial"/>
-          <w:color w:val="5F6670"/>
-          <w:sz w:val="17"/>
-          <w:szCs w:val="17"/>
-          <w:highlight w:val="yellow"/>
-          <w:highlightCs w:val="yellow"/>
-        </w:rPr>
-        <w:t xml:space="preserve">[YOUR BUSINESS NAME]</w:t>
-      </w:r>
-      <w:r>
-        <w:rPr>
-          <w:rFonts w:ascii="Arial" w:cs="Arial" w:eastAsia="Arial" w:hAnsi="Arial"/>
-          <w:color w:val="5F6670"/>
-          <w:sz w:val="17"/>
-          <w:szCs w:val="17"/>
-        </w:rPr>
-        <w:t xml:space="preserve">.</w:t>
+        <w:t xml:space="preserve"> No GST is charged. One Way Web Designs is not registered for GST.  Thank you for choosing One Way Web Designs.</w:t>
       </w:r>
     </w:p>
     <w:sectPr>

--- a/cosmo-lighting/Cosmo-Lighting-Invoice-INV-CLK-001.docx
+++ b/cosmo-lighting/Cosmo-Lighting-Invoice-INV-CLK-001.docx
@@ -76,32 +76,21 @@
                 <w:sz w:val="18"/>
                 <w:szCs w:val="18"/>
               </w:rPr>
-              <w:t xml:space="preserve">ABN </w:t>
-            </w:r>
+              <w:t xml:space="preserve">ABN 99 772 930 609</w:t>
+            </w:r>
+          </w:p>
+          <w:p>
+            <w:pPr>
+              <w:spacing w:after="20" w:before="0" w:line="276" w:lineRule="auto"/>
+            </w:pPr>
             <w:r>
               <w:rPr>
                 <w:rFonts w:ascii="Arial" w:cs="Arial" w:eastAsia="Arial" w:hAnsi="Arial"/>
                 <w:color w:val="5F6670"/>
                 <w:sz w:val="18"/>
                 <w:szCs w:val="18"/>
-                <w:highlight w:val="yellow"/>
-                <w:highlightCs w:val="yellow"/>
-              </w:rPr>
-              <w:t xml:space="preserve">[YOUR ABN]</w:t>
-            </w:r>
-          </w:p>
-          <w:p>
-            <w:pPr>
-              <w:spacing w:after="20" w:before="0" w:line="276" w:lineRule="auto"/>
-            </w:pPr>
-            <w:r>
-              <w:rPr>
-                <w:rFonts w:ascii="Arial" w:cs="Arial" w:eastAsia="Arial" w:hAnsi="Arial"/>
-                <w:color w:val="5F6670"/>
-                <w:sz w:val="18"/>
-                <w:szCs w:val="18"/>
-              </w:rPr>
-              <w:t xml:space="preserve">keaton.dunn@outlook.com  ·  0434 955 607</w:t>
+              </w:rPr>
+              <w:t xml:space="preserve">keaton.dunn08@gmail.com  ·  0434 955 607</w:t>
             </w:r>
           </w:p>
           <w:p>
@@ -779,7 +768,7 @@
                 <w:sz w:val="20"/>
                 <w:szCs w:val="20"/>
               </w:rPr>
-              <w:t xml:space="preserve">Supplier Sync Agent</w:t>
+              <w:t xml:space="preserve">Supplier Sync Agent + Postcode Shipping Calculator</w:t>
             </w:r>
           </w:p>
           <w:p>
@@ -793,7 +782,7 @@
                 <w:sz w:val="17"/>
                 <w:szCs w:val="17"/>
               </w:rPr>
-              <w:t xml:space="preserve">Live pricing, product range and stock status from Oz Lighting and Lighting Outlet, with freight costs built into your pricing rules.</w:t>
+              <w:t xml:space="preserve">Live pricing, product range and stock status from Oz Lighting and Lighting Outlet, with freight built into your pricing, plus Australia Post delivery costs calculated from the customer’s postcode.</w:t>
             </w:r>
           </w:p>
         </w:tc>
@@ -828,94 +817,7 @@
                 <w:sz w:val="20"/>
                 <w:szCs w:val="20"/>
               </w:rPr>
-              <w:t xml:space="preserve">$500.00</w:t>
-            </w:r>
-          </w:p>
-        </w:tc>
-      </w:tr>
-      <w:tr>
-        <w:trPr>
-          <w:cantSplit/>
-        </w:trPr>
-        <w:tc>
-          <w:tcPr>
-            <w:tcW w:type="dxa" w:w="7838"/>
-            <w:tcBorders>
-              <w:top w:val="none" w:color="FFFFFF" w:sz="0"/>
-              <w:left w:val="none" w:color="FFFFFF" w:sz="0"/>
-              <w:bottom w:val="single" w:color="D8D2C4" w:sz="4"/>
-              <w:right w:val="none" w:color="FFFFFF" w:sz="0"/>
-            </w:tcBorders>
-            <w:tcMar>
-              <w:top w:type="dxa" w:w="80"/>
-              <w:left w:type="dxa" w:w="150"/>
-              <w:bottom w:type="dxa" w:w="80"/>
-              <w:right w:type="dxa" w:w="150"/>
-            </w:tcMar>
-          </w:tcPr>
-          <w:p>
-            <w:pPr>
-              <w:spacing w:after="20" w:before="0" w:line="276" w:lineRule="auto"/>
-            </w:pPr>
-            <w:r>
-              <w:rPr>
-                <w:rFonts w:ascii="Arial" w:cs="Arial" w:eastAsia="Arial" w:hAnsi="Arial"/>
-                <w:b/>
-                <w:bCs/>
-                <w:color w:val="1F2A37"/>
-                <w:sz w:val="20"/>
-                <w:szCs w:val="20"/>
-              </w:rPr>
-              <w:t xml:space="preserve">Postcode Shipping Calculator</w:t>
-            </w:r>
-          </w:p>
-          <w:p>
-            <w:pPr>
-              <w:spacing w:after="0" w:before="0" w:line="252" w:lineRule="auto"/>
-            </w:pPr>
-            <w:r>
-              <w:rPr>
-                <w:rFonts w:ascii="Arial" w:cs="Arial" w:eastAsia="Arial" w:hAnsi="Arial"/>
-                <w:color w:val="5F6670"/>
-                <w:sz w:val="17"/>
-                <w:szCs w:val="17"/>
-              </w:rPr>
-              <w:t xml:space="preserve">Australia Post delivery cost calculated automatically from the customer’s postcode.</w:t>
-            </w:r>
-          </w:p>
-        </w:tc>
-        <w:tc>
-          <w:tcPr>
-            <w:tcW w:type="dxa" w:w="1800"/>
-            <w:tcBorders>
-              <w:top w:val="none" w:color="FFFFFF" w:sz="0"/>
-              <w:left w:val="none" w:color="FFFFFF" w:sz="0"/>
-              <w:bottom w:val="single" w:color="D8D2C4" w:sz="4"/>
-              <w:right w:val="none" w:color="FFFFFF" w:sz="0"/>
-            </w:tcBorders>
-            <w:tcMar>
-              <w:top w:type="dxa" w:w="80"/>
-              <w:left w:type="dxa" w:w="150"/>
-              <w:bottom w:type="dxa" w:w="80"/>
-              <w:right w:type="dxa" w:w="150"/>
-            </w:tcMar>
-            <w:vAlign w:val="center"/>
-          </w:tcPr>
-          <w:p>
-            <w:pPr>
-              <w:spacing w:after="0" w:before="0" w:line="276" w:lineRule="auto"/>
-              <w:jc w:val="right"/>
-            </w:pPr>
-            <w:r>
-              <w:rPr>
-                <w:rFonts w:ascii="Arial" w:cs="Arial" w:eastAsia="Arial" w:hAnsi="Arial"/>
-                <w:b/>
-                <w:bCs/>
-                <w:color w:val="1F2A37"/>
-                <w:sz w:val="20"/>
-                <w:szCs w:val="20"/>
-              </w:rPr>
-              <w:t xml:space="preserve">Included</w:t>
+              <w:t xml:space="preserve">$600.00</w:t>
             </w:r>
           </w:p>
         </w:tc>
@@ -1112,7 +1014,7 @@
                 <w:sz w:val="19"/>
                 <w:szCs w:val="19"/>
               </w:rPr>
-              <w:t xml:space="preserve">$1,900.00</w:t>
+              <w:t xml:space="preserve">$2,000.00</w:t>
             </w:r>
           </w:p>
         </w:tc>
@@ -1290,7 +1192,7 @@
                 <w:sz w:val="22"/>
                 <w:szCs w:val="22"/>
               </w:rPr>
-              <w:t xml:space="preserve">$1,900.00</w:t>
+              <w:t xml:space="preserve">$2,000.00</w:t>
             </w:r>
           </w:p>
         </w:tc>
@@ -1532,7 +1434,7 @@
                 <w:sz w:val="20"/>
                 <w:szCs w:val="20"/>
               </w:rPr>
-              <w:t xml:space="preserve">$950.00</w:t>
+              <w:t xml:space="preserve">$1,000.00</w:t>
             </w:r>
           </w:p>
         </w:tc>
@@ -1628,7 +1530,7 @@
                 <w:sz w:val="20"/>
                 <w:szCs w:val="20"/>
               </w:rPr>
-              <w:t xml:space="preserve">$950.00</w:t>
+              <w:t xml:space="preserve">$1,000.00</w:t>
             </w:r>
           </w:p>
         </w:tc>
@@ -1703,7 +1605,7 @@
                 <w:sz w:val="40"/>
                 <w:szCs w:val="40"/>
               </w:rPr>
-              <w:t xml:space="preserve">$950.00 AUD</w:t>
+              <w:t xml:space="preserve">$1,000.00 AUD</w:t>
             </w:r>
           </w:p>
           <w:p>
@@ -1904,19 +1806,8 @@
           <w:color w:val="5F6670"/>
           <w:sz w:val="17"/>
           <w:szCs w:val="17"/>
-          <w:highlight w:val="yellow"/>
-          <w:highlightCs w:val="yellow"/>
         </w:rPr>
-        <w:t xml:space="preserve">[CONFIRM GST STATUS]</w:t>
-      </w:r>
-      <w:r>
-        <w:rPr>
-          <w:rFonts w:ascii="Arial" w:cs="Arial" w:eastAsia="Arial" w:hAnsi="Arial"/>
-          <w:color w:val="5F6670"/>
-          <w:sz w:val="17"/>
-          <w:szCs w:val="17"/>
-        </w:rPr>
-        <w:t xml:space="preserve"> No GST is charged. One Way Web Designs is not registered for GST.  Thank you for choosing One Way Web Designs.</w:t>
+        <w:t xml:space="preserve">No GST is charged. One Way Web Designs is not registered for GST.  Thank you for choosing One Way Web Designs.</w:t>
       </w:r>
     </w:p>
     <w:sectPr>
